--- a/Documents/0_1版单位和技能策划案.docx
+++ b/Documents/0_1版单位和技能策划案.docx
@@ -131,6 +131,12 @@
           <w:lang w:val="en-US" w:eastAsia="zh-CN"/>
         </w:rPr>
         <w:tab/>
+      </w:r>
+      <w:r>
+        <w:rPr>
+          <w:rFonts w:hint="eastAsia" w:ascii="微软雅黑" w:hAnsi="微软雅黑" w:eastAsia="微软雅黑" w:cs="微软雅黑"/>
+          <w:lang w:val="en-US" w:eastAsia="zh-CN"/>
+        </w:rPr>
         <w:t>嗜血撕咬</w:t>
       </w:r>
     </w:p>
@@ -159,7 +165,13 @@
           <w:lang w:val="en-US" w:eastAsia="zh-CN"/>
         </w:rPr>
         <w:tab/>
-        <w:t>独狼（被动）</w:t>
+      </w:r>
+      <w:r>
+        <w:rPr>
+          <w:rFonts w:hint="eastAsia" w:ascii="微软雅黑" w:hAnsi="微软雅黑" w:eastAsia="微软雅黑" w:cs="微软雅黑"/>
+          <w:lang w:val="en-US" w:eastAsia="zh-CN"/>
+        </w:rPr>
+        <w:t>独狼（能力卡）</w:t>
       </w:r>
     </w:p>
     <w:p>
@@ -253,6 +265,12 @@
           <w:lang w:val="en-US" w:eastAsia="zh-CN"/>
         </w:rPr>
         <w:tab/>
+      </w:r>
+      <w:r>
+        <w:rPr>
+          <w:rFonts w:hint="eastAsia" w:ascii="微软雅黑" w:hAnsi="微软雅黑" w:eastAsia="微软雅黑" w:cs="微软雅黑"/>
+          <w:lang w:val="en-US" w:eastAsia="zh-CN"/>
+        </w:rPr>
         <w:t>森林之力（周围一格每有一片树林，攻击力+1）（能力卡）</w:t>
       </w:r>
     </w:p>
@@ -280,6 +298,12 @@
           <w:lang w:val="en-US" w:eastAsia="zh-CN"/>
         </w:rPr>
         <w:tab/>
+      </w:r>
+      <w:r>
+        <w:rPr>
+          <w:rFonts w:hint="eastAsia" w:ascii="微软雅黑" w:hAnsi="微软雅黑" w:eastAsia="微软雅黑" w:cs="微软雅黑"/>
+          <w:lang w:val="en-US" w:eastAsia="zh-CN"/>
+        </w:rPr>
         <w:t>森林之力</w:t>
       </w:r>
     </w:p>
@@ -307,6 +331,12 @@
           <w:lang w:val="en-US" w:eastAsia="zh-CN"/>
         </w:rPr>
         <w:tab/>
+      </w:r>
+      <w:r>
+        <w:rPr>
+          <w:rFonts w:hint="eastAsia" w:ascii="微软雅黑" w:hAnsi="微软雅黑" w:eastAsia="微软雅黑" w:cs="微软雅黑"/>
+          <w:lang w:val="en-US" w:eastAsia="zh-CN"/>
+        </w:rPr>
         <w:t>锁头（锁定射击）</w:t>
       </w:r>
       <w:r>
@@ -315,6 +345,12 @@
           <w:lang w:val="en-US" w:eastAsia="zh-CN"/>
         </w:rPr>
         <w:tab/>
+      </w:r>
+      <w:r>
+        <w:rPr>
+          <w:rFonts w:hint="eastAsia" w:ascii="微软雅黑" w:hAnsi="微软雅黑" w:eastAsia="微软雅黑" w:cs="微软雅黑"/>
+          <w:lang w:val="en-US" w:eastAsia="zh-CN"/>
+        </w:rPr>
         <w:t>森林之力</w:t>
       </w:r>
     </w:p>
@@ -342,7 +378,22 @@
           <w:lang w:val="en-US" w:eastAsia="zh-CN"/>
         </w:rPr>
         <w:tab/>
-        <w:t>飞雷神（自己化身为箭停在目标前，如果击杀则停在目标处，并返还卡牌回手牌）</w:t>
+      </w:r>
+      <w:r>
+        <w:rPr>
+          <w:rFonts w:hint="eastAsia" w:ascii="微软雅黑" w:hAnsi="微软雅黑" w:eastAsia="微软雅黑" w:cs="微软雅黑"/>
+          <w:lang w:val="en-US" w:eastAsia="zh-CN"/>
+        </w:rPr>
+        <w:t>飞雷神（自己化身为箭，如果击杀则</w:t>
+      </w:r>
+      <w:bookmarkStart w:id="0" w:name="_GoBack"/>
+      <w:bookmarkEnd w:id="0"/>
+      <w:r>
+        <w:rPr>
+          <w:rFonts w:hint="eastAsia" w:ascii="微软雅黑" w:hAnsi="微软雅黑" w:eastAsia="微软雅黑" w:cs="微软雅黑"/>
+          <w:lang w:val="en-US" w:eastAsia="zh-CN"/>
+        </w:rPr>
+        <w:t>停在目标处，并返还卡牌回手牌）</w:t>
       </w:r>
     </w:p>
     <w:p>
@@ -696,7 +747,6 @@
           <w:lang w:val="en-US" w:eastAsia="zh-CN"/>
         </w:rPr>
         <w:tab/>
-        <w:t/>
       </w:r>
       <w:r>
         <w:rPr>
@@ -704,6 +754,12 @@
           <w:lang w:val="en-US" w:eastAsia="zh-CN"/>
         </w:rPr>
         <w:tab/>
+      </w:r>
+      <w:r>
+        <w:rPr>
+          <w:rFonts w:hint="eastAsia" w:ascii="微软雅黑" w:hAnsi="微软雅黑" w:eastAsia="微软雅黑" w:cs="微软雅黑"/>
+          <w:lang w:val="en-US" w:eastAsia="zh-CN"/>
+        </w:rPr>
         <w:t>反击藤蔓（受到近战打击后，目标下回合不能再移动）（能力卡）</w:t>
       </w:r>
     </w:p>
@@ -799,6 +855,12 @@
           <w:lang w:val="en-US" w:eastAsia="zh-CN"/>
         </w:rPr>
         <w:tab/>
+      </w:r>
+      <w:r>
+        <w:rPr>
+          <w:rFonts w:hint="eastAsia" w:ascii="微软雅黑" w:hAnsi="微软雅黑" w:eastAsia="微软雅黑" w:cs="微软雅黑"/>
+          <w:lang w:val="en-US" w:eastAsia="zh-CN"/>
+        </w:rPr>
         <w:t>瘟疫传播（目标3格内敌人获得该敌人的debuff）</w:t>
       </w:r>
     </w:p>
@@ -826,6 +888,12 @@
           <w:lang w:val="en-US" w:eastAsia="zh-CN"/>
         </w:rPr>
         <w:tab/>
+      </w:r>
+      <w:r>
+        <w:rPr>
+          <w:rFonts w:hint="eastAsia" w:ascii="微软雅黑" w:hAnsi="微软雅黑" w:eastAsia="微软雅黑" w:cs="微软雅黑"/>
+          <w:lang w:val="en-US" w:eastAsia="zh-CN"/>
+        </w:rPr>
         <w:t>瘟疫爆炸（根据敌人身上的debuff层数，进行一次不分敌我的2格AOE伤害）</w:t>
       </w:r>
     </w:p>
@@ -970,6 +1038,12 @@
           <w:lang w:val="en-US" w:eastAsia="zh-CN"/>
         </w:rPr>
         <w:tab/>
+      </w:r>
+      <w:r>
+        <w:rPr>
+          <w:rFonts w:hint="eastAsia" w:ascii="微软雅黑" w:hAnsi="微软雅黑" w:eastAsia="微软雅黑" w:cs="微软雅黑"/>
+          <w:lang w:val="en-US" w:eastAsia="zh-CN"/>
+        </w:rPr>
         <w:t>焦土（本场游戏近两格的单位都会自动被灼烧）（能力卡）</w:t>
       </w:r>
     </w:p>
@@ -997,6 +1071,12 @@
           <w:lang w:val="en-US" w:eastAsia="zh-CN"/>
         </w:rPr>
         <w:tab/>
+      </w:r>
+      <w:r>
+        <w:rPr>
+          <w:rFonts w:hint="eastAsia" w:ascii="微软雅黑" w:hAnsi="微软雅黑" w:eastAsia="微软雅黑" w:cs="微软雅黑"/>
+          <w:lang w:val="en-US" w:eastAsia="zh-CN"/>
+        </w:rPr>
         <w:t>自爆（不分敌我对周围1格造成巨量伤害，自己生命值降为1）（消耗卡）</w:t>
       </w:r>
     </w:p>
@@ -1065,16 +1145,13 @@
           <w:lang w:val="en-US" w:eastAsia="zh-CN"/>
         </w:rPr>
         <w:tab/>
-        <w:t>最大AP值加1（消耗卡</w:t>
       </w:r>
-      <w:bookmarkStart w:id="0" w:name="_GoBack"/>
-      <w:bookmarkEnd w:id="0"/>
       <w:r>
         <w:rPr>
           <w:rFonts w:hint="eastAsia" w:ascii="微软雅黑" w:hAnsi="微软雅黑" w:eastAsia="微软雅黑" w:cs="微软雅黑"/>
           <w:lang w:val="en-US" w:eastAsia="zh-CN"/>
         </w:rPr>
-        <w:t>）</w:t>
+        <w:t>最大AP值加1（消耗卡）</w:t>
       </w:r>
     </w:p>
     <w:p>
@@ -1197,6 +1274,7 @@
     <w:p>
       <w:pPr>
         <w:numPr>
+          <w:ilvl w:val="0"/>
           <w:numId w:val="0"/>
         </w:numPr>
         <w:rPr>
